--- a/arb/docx/09.content.docx
+++ b/arb/docx/09.content.docx
@@ -147,13 +147,6 @@
         <w:rPr>
           <w:lang w:val="ar_AE" w:bidi="ar_AE"/>
         </w:rPr>
-      </w:r>
-      <w:r>
-        <w:rPr>
-          <w:i/>
-          <w:lang w:val="ar_AE" w:bidi="ar_AE"/>
-        </w:rPr>
-        <w:t>١ صَموئِيلَ ١: ١–٢, ١ صَموئِيلَ ١: ٢, ١ صَموئِيلَ ١: ٥, ١ صموئيل ١: ٦, ١ صَموئِيل ١: ٩–١٠, ١ صموئيل ١: ١١, ١ صَموئِيل ١: ١٢–١٤, ١ صَموئِيل ١: ١٥–١٦, ١ صَموئِيلَ ١:١ ٧–١٨, ١ صَموئِيل ١: ٢٠, ١ صَموئِيلَ ١: ٢١–٢٣, ١ صموئيل ١: ٢٤–٢٥, ١ صَموئِيلَ ١: ٢٦–٢٨, ١ صَموئِيلَ ٢: ١, ١ صَموئِيل ٢: ٣, ١ صموئيل ٢: ٥, ١ صَموئِيل ٢: ٦, ١ صموئيل ٢: ٧, ١ صَموئِيل ٢: ٨, ١ صَموئِيل ٢: ٩, ١ صَموئِيلَ ٢: ١٠, ١ صَموئِيل ٢: ١١, ١ صَموئِيل ٢: ١٢, ١ صَموئِيل ٢: ١٣–١٤, ١ صَموئِيلَ ٢: ١٥–١٦, ١ صَموئِيلَ ٢: ١٧, ١ صَموئِيلَ ٢: ١٨–١٩, ١ صَموئِيلَ ٢: ٢٠, ١ صَموئِيلَ ٢: ٢١, ١ صَموئِيلَ ٢: ٢٣–٢٤, ١ صَموئِيلَ ٢: ٢٥, ١ صَموئِيلَ ٢: ٢٦, ١ صَموئِيلَ ٢: ٢٧–٢٨, ١ صَموئِيلَ ٢: ٢٩, ١ صَموئِيلَ ٢: ٣٣, ١ صَموئِيل ٢: ٣٤, ١ صَموئِيلَ ٢: ٣٥, ١ صموئيل ٢: ٣٥ (#٢), ١ صَموئِيلَ ٣: ٢–٤, ١ صموئيل ٣: ٥, ١ صَموئِيلَ ٣: ٧, ١ صَموئِيلَ ٣: ٨, ١ صَموئِيلَ ٣: ٩, ١ صَموئِيلَ ٣: ١١, ١ صموئيل ٣: ١٣, ١ صَموئِيلَ ٣: ١٤, ١ صموئيل ٣: ١٥, 1 صَموئِيلَ 3: 17, ١ صَموئِيلَ ٣: ٢٠, ١ صَموئِيلَ ٤: ١–٢, ١ صَموئِيلَ ٤: ٣, ١ صَموئِيلَ ٤: ٤, ١ صَموئِيلَ ٤: ٥–٦, ١ صَموئِيلَ ٤: ٧, ١ صَموئِيلَ ٤: ٨, ١ صَموئِيلَ ٤: ١٠–١١, ١ صَموئِيلَ ٤: ١٢–١٣, ١ صَموئِيلَ ٤: ١٤, ١ صَموئِيلَ ٤: ١٦–١٧, ١ صَموئِيلَ ٤: ١٨, ١ صَموئِيلَ ٤: ١٩, ١ صَموئِيلَ ٤: ٢١–٢٢, ١ صَموئِيلَ ٥: ١–٣, ١ صَموئِيل ٥: ٤, ١ صَموئِيل ٥: ٦–٧, ١ صَموئِيل ٥: ٨, ١ صَموئِيلَ ٥: ٩, ١ صَموئِيلَ ٥: ١٠, ١ صَموئِيلَ ٥: ١١, ١ صَموئِيلَ ٥: ١٢, ١ صَموئِيلَ ٦: ١, ١ صَموئِيلَ ٦: ٢, ١ صَموئِيلَ ٦: ٣–٤, ١ صَموئِيلَ ٦: ٦, ١ صَموئِيلَ ٦: ٧, ١ صَموئِيلَ ٦: ٩, ١ صَموئِيل ٦: ١٠–١٢, ١ صَموئِيل ٦: ١٣, ١ صَموئِيل ٦: ١٤, ١ صَموئِيل ٦: ١٥, ١ صَموئِيل ٦: ١٦, ١ صَموئِيل ٦: ١٧–١٨, ١ صَموئِيل ٦: ١٩, ١ صَموئِيل ٦: ٢١, ١ صَموئِيل ٧: ١, ١ صَموئِيل ٧: ٢, ١ صَموئِيل ٧: ٣–٤, ١ صَموئِيل ٧: ٥–٦, ١ صَموئِيل ٧: ٧–٨, ١ صَموئِيل ٧: ٩, ١ صَموئِيل ٧: ١٠, ١ صَموئِيل ٧: ١٢, ١ صَموئِيل ٧: ١٤, ١ صَموئِيل ٧: ١٥–١٧, ١ صَموئِيل ٨: ١–٣, ١ صَموئِيل ٨: ٤–٥, ١ صموئيل ٨: ٦, ١ صَموئِيل ٨: ٧, ١ صَموئِيل ٨: ٨–٩, ١ صَموئِيل ٨: ١٠–١٢, ١ صَموئِيل ٨: ١٣–١٥, ١ صَموئِيل ٨: ١٦–١٧, ١ صَموئِيل ٨: ١٨, ١ صَموئِيل ٨: ١٩–٢٠, ١ صَموئِيل ٨: ٢١–٢٢, ١ صَموئِيل ٩: ١–٢, ١ صَموئِيل ٩: ٣–٤, ١ صَموئِيل ٩: ٥, ١ صَموئِيل ٩: ٦, ١ صَموئِيل ٩: ٧–٨, ١ صَموئِيل ٩: ٩–١١, ١ صَموئِيل ٩: ١٢–١٣, ١ صَموئِيل ٩: ١٥–١٦, ١ صَموئِيل ٩: ١٧–١٩, ١ صَموئِيل ٩: ٢٠–٢١, ١ صَموئِيل ٩ : ٢٣–٢٤, ١ صَموئِيل ٩: ٢٥–٢٦, ١ صَموئِيل ٩: ٢٧, ١ صَموئِيل ١٠: ١, ١ صَموئِيل ١٠: ٢, ١ صَموئِيل ١٠: ٣–٤, ١ صَموئِيل ١٠: ٥–٦, ١ صَموئِيل ١٠: ٧–٨, ١ صَموئِيل ١٠: ٩, ١ صَموئِيل ١٠: ١١–١٣, ١ صَموئِيل ١٠: ١٤, ١ صَموئِيل ١٠: ١٥–١٦, ١ صَموئِيل ١٠: ١٧–١٩, ١ صَموئِيل ١٠: ٢٠–٢١, ١ صَموئِيل ١٠: ٢٢, ١ صَموئِيل ١٠: ٢٤, ١ صَموئِيل ١٠: ٢٥, ١ صَموئِيل ١٠: ٢٧, ١ صَموئِيل ١١: ١–٢, ١ صَموئِيل ١١: ٣, ١ صَموئِيل ١١: ٤–٥, ١ صَموئِيل ١١: ٦–٨, ١ صَموئِيل ١١: ٩, ١ صَموئِيل ١١ :١٠, ١ صَموئِيل ١١: ١١, ١ صَموئِيل ١١: ١٢–١٣, ١ صَموئِيل ١١: ١٤–١٥, ١ صَموئِيل ١٢: ٤–٥, ١ صَموئِيل ١٢: ٦–٧, ١ صَموئِيل ١٢: ٨–٩, ١ صَموئِيل ١٢: ١٠–١١, ١ صَموئِيل ١٢:١٢–١٣, ١ صَموئِيل ١٢: ١٤–١٥, ١ صموئيل ١٢: ١٦, ١ صَموئِيل ١٢: ١٧–١٨, ١ صَموئِيل ١٢: ١٩–٢٠, ١ صَموئِيل ١٢: ٢٢, ١ صَموئِيل ١٢: ٢٣, ١ صَموئِيل ١٢: ٢٤, ١ صَموئِيل ١٣: ٢, ١ صَموئِيل ١٣: ٣–٤, ١ صَموئِيل ١٣: ٥, ١ صَموئِيل ١٣: ٦–٧, ١ صَموئِيل ١٣: ٨–١٠, ١ صَموئِيل ١٣: ١١–١٢, ١ صَموئِيل ١٣: ١٣, ١ صَموئِيل ١٣: ١٣–١٤, ١ صَموئِيل ١٣:١ ٧, ١ صَموئِيل ١٣: ١٩, ١ صَموئِيل ١٣: ٢٢, ١ صَموئِيل ١٤: ١, ١ صَموئِيل ١٤: ٢–٣, ١ صَموئِيل ١٤: ٦, ١ صَموئِيل ١٤: ٧, ١ صَموئِيل ١٤: ٨–١٠, ١ صَموئِيل ١٤: ١١–١٢, ١ صَموئِيل ١٤: ١٣–١٤, ١ صَموئِيل ١٤: ١٦–١٧, ١ صَموئِيل ١٤: ١٨–١٩, ١ صَموئِيل ١٤: ٢١, ١ صَموئِيل ١٤: ٢٣, ١ صَموئِيل ١٤: ٢٤, ١ صَموئِيل ١٤: ٢٧, ١ صَموئِيل ١٤: ٢٩–٣٠, ١ صَموئِيل ١٤: ٣٣–٣٤, ١ صَموئِيل ١٤: ٣٧, ١ صَموئِيل ١٤: ٣٨–٣٩, ١ صَموئِيل ١٤: ٤٢, ١ صَموئِيل ١٤: ٤٥, ١ صَموئِيل ١٤: ٤٧–٤٨, ١ صَموئِيل ١٥: ٢–٣, ١ صَموئِيل ١٥: ٦–٧, ١ صَموئِيل ١٥: ٨–٩, ١ صَموئِيل ١٥: ١٠–١١, ١ صَموئِيل ١٥: ١٢–١٣, ١ صَموئِيل ١٥: ١٤, ١ صموئيل ١٥: ١٥, ١ صَموئِيل ١٥: ١٧–١٩, ١ صَموئِيل ١٥: ٢٠–٢١, ١ صَموئِيل ١٥: ٢٢–٢٣, ١ صَموئِيل ١٥: ٢٤, ١ صَموئِيل ١٥: ٢٦, ١ صَموئِيل ١٥: ٢٨, ١ صَموئِيل ١٥: ٣٢–٣٣, ١ صَموئِيل ١٦: ١, ١ صموئيل ١٦: ٢, ١ صموئيل ١٦: ٣, ١ صَموئِيل ١٦: ٤, ١ صَموئِيل ١٦: ٦, ١ صموئيل ١٦: ٧, ١ صَموئِيل ١٦: ١٠, ١ صَموئِيل ١٦: ١١, ١ صَموئِيل ١٦: ١٣, ١ صموئيل ١٦: ١٤, ١ صَموئِيل ١٦: ١٦, ١ صَموئِيل ١٦: ١٩, ١ صَموئِيل ١٦: ٢١, ١ صَموئِيل ١٦: ٢٣, ١ صَموئِيل ١٧: ٢, ١ صَموئِيل ١٧: ٥, ١ صَموئِيل ١٧: ٦, ١ صَموئِيل ١٧: ٨, ١ صَموئِيل ١٧: ٩, ١ صَموئِيل ١٧: ١١, ١ صَموئِيل ١٧: ١٣, ١ صَموئِيل ١٧: ١٦, ١ صَموئِيل ١٧: ٢٠, ١ صَموئِيل ١٧: ٢٣, ١ صَموئِيل ١٧: ٢٥, ١ صَموئِيل ١٧: ٢٦, ١ صَموئِيل ١٧: ٢٨, ١ صَموئِيل ١٧: ٣٢, ١ صَموئِيل ١٧: ٣٥, ١ صَموئِيل ١٧: ٣٦, ١ صَموئِيل ١٧: ٣٩, ١ صَموئِيل ١٧: ٤٢, ١ صموئيل ١٧: ٤٥, ١ صَموئِيل ١٧: ٤٦, ١ صَموئِيل ١٧: ٤٨, ١ صَموئِيل ١٧: ٥١, ١ صَموئِيل ١٧: ٥٣, ١ صَموئِيل ١٧: ٥٧, ١ صَموئِيل ١٨: ١, ١ صَموئِيل ١٨: ٤, ١ صَموئِيل ١٨: ٥, ١ صَموئِيل ١٨: ٨, ١ صَموئِيل ١٨: ١١, ١ صَموئِيل ١٨: ١٤, ١ صَموئِيل ١٨: ١٧, ١ صموئيل ١٨: ٢٠, ١ صموئيل ١٨: ٢٢, ١ صَموئِيل ١٨: ٢٣, ١ صموئيل ١٨: ٢٥, ١ صَموئِيل ١٨: ٢٧, ١ صَموئِيل ١٨: ٣٠, ١ صَموئِيل ١٩: ٢, ١ صَموئِيل ١٩: ٤, ١ صَموئِيل ١٩: ٦, ١ صَموئِيل ١٩: ٨, ١ صَموئِيل ١٩: ١١, ١ صَموئِيل ١٩: ١٢, ١ صَموئِيل ١٩: ١٥, ١ صَموئِيل ١٩: ١٦, ١ صَموئِيل ١٩: ١٨, ١ صَموئِيل ١٩: ٢٠, ١ صَموئِيل ١٩: ٢١–٢٢, ١ صَموئِيل ١٩: ٢٤, ١ صَموئِيل ٢٠: ٢, ١ صَموئِيل ٢٠: ٣, ١ صَموئِيل ٢٠: ٥, ١ صموئيل ٢٠: ٦, ١ صَموئِيل ٢٠: ٨, ١ صَموئِيل ٢٠: ١١, ١ صَموئِيل ٢٠: ١٣, ١ صَموئِيل ٢٠: ١٧, ١ صَموئِيل ٢٠: ٢١, ١ صَموئِيل ٢٠: ٢٤, ١ صَموئِيل ٢٠: ٢٦, ١ صَموئِيل ٢٠: ٢٩, ١ صَموئِيل ٢٠: ٣٠, ١ صَموئِيل ٢٠: ٣٤, ١ صَموئِيل ٢٠: ٣٦, ١ صَموئِيل ٢٠: ٤٢, ١ صَموئِيل ٢١: ٢, ١ صَموئِيل ٢١: ٤, ١ صَموئِيل ٢١: ٦, ١ صَموئِيل ٢١: ٧, ١ صَموئِيل ٢١: ٨, ١ صَموئِيل ٢١: ١٠, ١ صَموئِيل ٢١: ١٣, ١ صَموئِيل ٢١: ١٤, ١ صَموئِيل ٢٢: ٢, ١ صَموئِيل ٢٢: ٤, ١ صَموئِيل ٢٢: ٦, ١ صَموئِيل ٢٢: ٨, ١ صَموئِيل ٢٢: ١٠, ١ صَموئِيل ٢٢: ١٣, ١ صَموئِيل ٢٢: ١٧, ١ صَموئِيل ٢٢: ١٩, ١ صَموئِيل ٢٢: ٢٠, ١ صَموئِيل ٢٢: ٢٢, ١ صَموئِيل ٢٣: ١–٢, ١ صَموئِيل ٢٣: ٣–٤, ١ صَموئِيل ٢٣: ٥, ١ صَموئِيل ٢٣: ٧–٨, ١ صَموئِيل ٢٣: ٩, ١ صَموئِيل ٢٣: ١٠–١١, ١ صَموئِيل ٢٣: ١٢, ١ صَموئِيل ٢٣: ١٣–١٤, ١ صَموئِيل ٢٣: ١٥, ١ صَموئِيل ٢٣: ١٨, ١ صَموئِيل ٢٣: ٢٥, ١ صَموئِيل ٢٣: ٢٦–٢٧, ١ صَموئِيل ٢٣: ٢٨, ١ صَموئِيل ٢٤: ١–٢, ١ صَموئِيل ٢٤: ٤, ١ صَموئِيل ٢٤: ٥–٧, ١ صَموئِيل ٢٤: ٨, ١ صَموئِيل ٢٤: ١٠–١١, ١ صَموئِيل ٢٤: ١٦, ١ صَموئِيل ٢٤: ١٧–١٨, ١ صَموئِيل ٢٤: ٢٠, ١ صَموئِيل ٢٤: ٢١–٢٢, ١ صموئيل ٢٥: ٣, ١ صَموئِيل ٢٥: ٣ (#٢), ١ صموئيل ٢٥: ٤, ١ صَموئِيل ٢٥: ٧, ١ صَموئِيل ٢٥: ٨, ١ صَموئِيل ٢٥: ٩–١١, ١ صَموئِيل ٢٥: ١٣, ١ صَموئِيل ٢٥: ١٤–١٥, ١ صَموئِيل ٢٥: ١٧, ١ صَموئِيل ٢٥: ١٨–١٩, ١ صَموئِيل ٢٥: ٢٠, ١ صَموئِيل ٢٥: ٢١–٢٢, ١ صَموئِيل ٢٥: ٢٣–٢٤, ١ صَموئِيل ٢٥: ٢٥–٢٦, ١ صَموئِيل ٢٥: ٢٧–٢٨, ١ صَموئِيل ٢٥: ٢٨, ١ صَموئِيل ٢٥: ٢٩, ١ صَموئِيل ٢٥: ٣٢, ١ صَموئِيل ٢٥: ٣٣, ١ صَموئِيل ٢٥: ٣٤, ١ صَموئِيل ٢٥: ٣٦, ١ صَموئِيل ٢٥: ٣٧–٣٨, ١ صَموئِيل ٢٥: ٣٩–٤٠, ١ صَموئِيل ٢٥: ٤٢, ١ صَموئِيل ٢٥: ٤٤, ١ صَموئِيل ٢٦: ٢, ١ صَموئِيل ٢٦: ٤, ١ صَموئِيل ٢٦: ٥, ١ صَموئِيل ٢٦: ٦–٧, ١ صَموئِيل ٢٦: ٩, ١ صَموئِيل ٢٦: ١٠, ١ صَموئِيل ٢٦: ١١–١٢, ١ صَموئِيل ٢٦: ١٣, ١ صَموئِيل ٢٦: ١٥–١٦, ١ صَموئِيل ٢٦: ١٧–١٨, ١ صَموئِيل ٢٦: ١٩, ١ صَموئِيل ٢٦: ٢١, ١ صَموئِيل ٢٦: ٢٢, ١ صَموئِيل ٢٦: ٢٤, ١ صَموئِيل ٢٧: ١, ١ صَموئِيل ٢٧: ٤, ١ صَموئِيل ٢٧: ٥–٦, ١ صَموئِيل ٢٧: ٨–٩, ١ صَموئِيل ٢٧: ١٠, ١ صَموئِيل ٢٧: ١١, ١ صَموئِيل ٢٧: ١٢, ١ صَموئِيل ٢٨: ١–٢, ١ صموئيل ٢٨: ٣, ١ صموئيل ٢٨: ٤, ١ صَموئِيل ٢٨: ٥–٧, ١ صَموئِيل ٢٨: ٨–٩, ١ صَموئِيل ٢٨: ١٠, ١ صَموئِيل ٢٨: ١١–١٢, ١ صَموئِيل ٢٨: ١٣–١٤, ١ صَموئِيل ٢٨: ١٥, ١ صَموئِيل ٢٨: ١٦–١٧, ١ صَموئِيل ٢٨: ١٩, ١ صَموئِيل ٢٨: ٢٢, ١ صَموئِيل ٢٨: ٢٤–٢٥, ١ صَموئِيل ٢٩: ٣, ١ صَموئِيل ٢٩: ٤, ١ صَموئِيل ٢٩: ٦–٧, ١ صَموئِيل ٢٩: ٩, ١ صَموئِيل ٢٩: ١٠, ١ صَموئِيل ٣٠: ١–٢, ١ صَموئِيل ٣٠: ٣–٤, ١ صَموئِيل ٣٠: ٥–٦, ١ صَموئِيل ٣٠: ٨, ١ صموئيل ٣٠: ٨ (#٢), ١ صموئيل ٣٠: ١٠, ١ صَموئِيل ٣٠: ١٢, ١ صَموئِيل ٣٠: ١٣, ١ صَموئِيل ٣٠: ١٥, ١ صَموئِيل ٣٠: ١٦–١٧, ١ صَموئِيل ٣٠: ١٨, ١ صَموئِيل ٣٠: ٢٢, ١ صَموئِيل ٣٠: ٢٣–٢٤, ١ صَموئِيل ٣٠: ٢٦, ١ صَموئِيل ٣١: ١, ١ صَموئِيل ٣١: ٢, ١ صَموئِيل ٣١: ٣, ١ صَموئِيل ٣١: ٤, ١ صَموئِيل ٣١ :٤ (#٢), ١ صَموئِيل ٣١: ٥, ١ صَموئِيل ٣١: ٧, ١ صَموئِيل ٣١: ٩, ١ صَموئِيل ٣١: ١١–١٢, ١ صَموئِيل ٣١: ١٣</w:t>
       </w:r>
       <w:r>
         <w:rPr>

--- a/arb/docx/09.content.docx
+++ b/arb/docx/09.content.docx
@@ -132,21 +132,6 @@
           <w:lang w:val="ar_AE" w:bidi="ar_AE"/>
         </w:rPr>
         <w:t>1SA</w:t>
-      </w:r>
-      <w:r>
-        <w:rPr>
-          <w:lang w:val="ar_AE" w:bidi="ar_AE"/>
-        </w:rPr>
-      </w:r>
-    </w:p>
-    <w:p>
-      <w:pPr>
-        <w:bidi/>
-      </w:pPr>
-      <w:r>
-        <w:rPr>
-          <w:lang w:val="ar_AE" w:bidi="ar_AE"/>
-        </w:rPr>
       </w:r>
       <w:r>
         <w:rPr>

--- a/arb/docx/09.content.docx
+++ b/arb/docx/09.content.docx
@@ -22,7 +22,7 @@
         <w:rPr>
           <w:lang w:val="ar_AE" w:bidi="ar_AE"/>
         </w:rPr>
-        <w:t>Resource: أسئلة الترجمة (unfoldingWord)</w:t>
+        <w:t>Resource: unfoldingWord® Translation Questions</w:t>
       </w:r>
       <w:r>
         <w:rPr>
@@ -91,7 +91,7 @@
         <w:rPr>
           <w:lang w:val="ar_AE" w:bidi="ar_AE"/>
         </w:rPr>
-        <w:t>أسئلة الترجمة (unfoldingWord)</w:t>
+        <w:t>unfoldingWord® Translation Questions</w:t>
       </w:r>
     </w:p>
     <w:p>
